--- a/Методичка_Физика_лазеров_для_3D-технологий.docx
+++ b/Методичка_Физика_лазеров_для_3D-технологий.docx
@@ -130,21 +130,6 @@
           <w:sz w:val="24"/>
         </w:rPr>
         <w:t>Методичка предназначена для самостоятельной работы студентов и инженеров аддитивных технологий как печатное сопровождение курса и будет дополняться после каждой новой прочитанной лекции.</w:t>
-      </w:r>
-    </w:p>
-    <w:p>
-      <w:pPr>
-        <w:spacing w:after="120" w:before="0" w:lineRule="auto" w:line="276"/>
-        <w:jc w:val="right"/>
-      </w:pPr>
-      <w:r>
-        <w:rPr>
-          <w:rFonts w:ascii="Times New Roman" w:hAnsi="Times New Roman" w:eastAsia="Times New Roman"/>
-          <w:b w:val="0"/>
-          <w:i w:val="0"/>
-          <w:sz w:val="24"/>
-        </w:rPr>
-        <w:t>Автор: Волков Е.В.</w:t>
       </w:r>
     </w:p>
     <w:p>
@@ -3310,39 +3295,34 @@
           <w:i w:val="0"/>
           <w:sz w:val="24"/>
         </w:rPr>
-        <w:t>В-третьих, мы провели чёткую границу между орбиталями (пространственное распределение) и энергетическими уровнями E₁, E₂ (энергия системы). Это два разных языка одной физики.</w:t>
-      </w:r>
-    </w:p>
-    <w:p>
-      <w:pPr>
-        <w:spacing w:after="160" w:before="0" w:lineRule="auto" w:line="276"/>
-        <w:ind w:firstLine="709"/>
-        <w:jc w:val="both"/>
-      </w:pPr>
-      <w:r>
-        <w:rPr>
-          <w:rFonts w:ascii="Times New Roman" w:hAnsi="Times New Roman" w:eastAsia="Times New Roman"/>
-          <w:b w:val="0"/>
-          <w:i w:val="0"/>
-          <w:sz w:val="24"/>
-        </w:rPr>
-        <w:t>В-четвёртых, мы показали, что переход между уровнями не всегда означает смену орбитали. В молекулах и кристаллах физика перехода может быть колебательной или эффективной в поле решётки.</w:t>
-      </w:r>
-    </w:p>
-    <w:p>
-      <w:pPr>
-        <w:spacing w:after="160" w:before="0" w:lineRule="auto" w:line="276"/>
-        <w:ind w:firstLine="709"/>
-        <w:jc w:val="both"/>
-      </w:pPr>
-      <w:r>
-        <w:rPr>
-          <w:rFonts w:ascii="Times New Roman" w:hAnsi="Times New Roman" w:eastAsia="Times New Roman"/>
-          <w:b w:val="0"/>
-          <w:i w:val="0"/>
-          <w:sz w:val="24"/>
-        </w:rPr>
-        <w:t>Орбитали и уровни — не противопоставление, а два языка. Точки на схеме — целые излучатели. Переход уровня не всегда равен смене орбитали. Две схемы верны, если не смешивать их на одном рисунке.</w:t>
+        <w:t xml:space="preserve">В-третьих, и это главное — почему же в одних случаях переход по энергетической схеме совпадает со сменой орбитали, а в других — нет? Потому что </w:t>
+      </w:r>
+      <w:r>
+        <w:rPr>
+          <w:rFonts w:ascii="Times New Roman" w:hAnsi="Times New Roman" w:eastAsia="Times New Roman"/>
+          <w:b/>
+          <w:i w:val="0"/>
+          <w:sz w:val="24"/>
+        </w:rPr>
+        <w:t>энергетический уровень</w:t>
+      </w:r>
+      <w:r>
+        <w:rPr>
+          <w:rFonts w:ascii="Times New Roman" w:hAnsi="Times New Roman" w:eastAsia="Times New Roman"/>
+          <w:b w:val="0"/>
+          <w:i w:val="0"/>
+          <w:sz w:val="24"/>
+        </w:rPr>
+        <w:t xml:space="preserve"> — это характеристика всей системы в целом, а не отдельного электрона. У изолированного атома водорода вся внутренняя энергия определяется одним электроном — там другого движения просто нет. Поэтому смена уровня и смена орбитали — это одно и то же. Но как только мы переходим к молекуле или иону в кристалле, появляются другие степени свободы: колебания ядер, вращения, взаимодействие с окружением. Все они вносят вклад в полную энергию системы. Когда молекула CO₂ переходит на другой колебательный уровень, её электронные облака почти не меняются — меняются расстояния между ядрами. Энергия изменилась, а орбитали — нет. Поэтому мы и говорим: </w:t>
+      </w:r>
+      <w:r>
+        <w:rPr>
+          <w:rFonts w:ascii="Times New Roman" w:hAnsi="Times New Roman" w:eastAsia="Times New Roman"/>
+          <w:b/>
+          <w:i w:val="0"/>
+          <w:sz w:val="24"/>
+        </w:rPr>
+        <w:t>уровни E₁, E₂ — это универсальный энергетический язык. Орбитали — лишь частный случай этого языка, применимый к одиночным атомам в вакууме.</w:t>
       </w:r>
     </w:p>
     <w:p>
